--- a/Rapid Cortex Internal Docs/Contract_legal stuff/RapidCortex_Press_Release.docx
+++ b/Rapid Cortex Internal Docs/Contract_legal stuff/RapidCortex_Press_Release.docx
@@ -61,7 +61,7 @@
           <w:sz w:val="40"/>
           <w:szCs w:val="40"/>
         </w:rPr>
-        <w:t xml:space="preserve">Rapid Cortex Launches AI-Powered Public Safety Intelligence Platform to Transform Emergency Communications</w:t>
+        <w:t xml:space="preserve">NexCort iQ Launches AI-Powered Public Safety Intelligence Platform to Transform Emergency Communications</w:t>
       </w:r>
     </w:p>
     <w:p>
@@ -106,7 +106,7 @@
           <w:sz w:val="22"/>
           <w:szCs w:val="22"/>
         </w:rPr>
-        <w:t xml:space="preserve">Rapid Cortex today announced the launch of its next-generation public safety intelligence and decision-support platform, purpose-built for 911 dispatch centers, emergency communications centers, law enforcement, fire rescue, EMS, and emergency management agencies. Designed to operate alongside — not replace — existing systems and the dedicated professionals who depend on them, Rapid Cortex delivers real-time AI analysis, operational awareness, and actionable intelligence at the speed of emergency response.</w:t>
+        <w:t xml:space="preserve">NexCort iQ today announced the launch of its next-generation public safety intelligence and decision-support platform, purpose-built for 911 dispatch centers, emergency communications centers, law enforcement, fire rescue, EMS, and emergency management agencies. Designed to operate alongside — not replace — existing systems and the dedicated professionals who depend on them, NexCort iQ delivers real-time AI analysis, operational awareness, and actionable intelligence at the speed of emergency response.</w:t>
       </w:r>
     </w:p>
     <w:p>
@@ -120,7 +120,7 @@
           <w:sz w:val="22"/>
           <w:szCs w:val="22"/>
         </w:rPr>
-        <w:t xml:space="preserve">Emergency communications centers face an unprecedented convergence of rising call volumes, staffing shortages, and growing operational complexity. Dispatchers and supervisors are asked to process more information, faster, under conditions of extreme stress — often with tools that haven't kept pace with the demands of modern emergency response. Rapid Cortex was built to change that.</w:t>
+        <w:t xml:space="preserve">Emergency communications centers face an unprecedented convergence of rising call volumes, staffing shortages, and growing operational complexity. Dispatchers and supervisors are asked to process more information, faster, under conditions of extreme stress — often with tools that haven't kept pace with the demands of modern emergency response. NexCort iQ was built to change that.</w:t>
       </w:r>
     </w:p>
     <w:p>
@@ -141,7 +141,7 @@
           <w:sz w:val="26"/>
           <w:szCs w:val="26"/>
         </w:rPr>
-        <w:t xml:space="preserve">"Every second in emergency communications matters. Rapid Cortex puts intelligence where it has never been before — directly in the hands of the people making life-safety decisions in real time."</w:t>
+        <w:t xml:space="preserve">"Every second in emergency communications matters. NexCort iQ puts intelligence where it has never been before — directly in the hands of the people making life-safety decisions in real time."</w:t>
       </w:r>
     </w:p>
     <w:p>
@@ -155,7 +155,7 @@
           <w:sz w:val="22"/>
           <w:szCs w:val="22"/>
         </w:rPr>
-        <w:t xml:space="preserve">The Rapid Cortex platform provides live incident analysis, AI-generated transcripts, pattern recognition across active calls, and supervisor-level visibility into communications center operations — all within a secure, CJIS-aware architecture built on modern cloud infrastructure. The platform integrates with existing CAD and telephony systems and is designed to be operational within days, not months.</w:t>
+        <w:t xml:space="preserve">The NexCort iQ platform provides live incident analysis, AI-generated transcripts, pattern recognition across active calls, and supervisor-level visibility into communications center operations — all within a secure, CJIS-aware architecture built on modern cloud infrastructure. The platform integrates with existing CAD and telephony systems and is designed to be operational within days, not months.</w:t>
       </w:r>
     </w:p>
     <w:p>
@@ -169,7 +169,7 @@
           <w:sz w:val="22"/>
           <w:szCs w:val="22"/>
         </w:rPr>
-        <w:t xml:space="preserve">From the dispatcher managing multiple simultaneous incidents to the command staff seeking situational awareness during a critical event, Rapid Cortex delivers the right information, to the right person, at the right moment. The platform is built to reduce cognitive load on dispatchers, give supervisors real-time visibility across their center, and provide agency administrators with the tools to manage operations confidently and securely.</w:t>
+        <w:t xml:space="preserve">From the dispatcher managing multiple simultaneous incidents to the command staff seeking situational awareness during a critical event, NexCort iQ delivers the right information, to the right person, at the right moment. The platform is built to reduce cognitive load on dispatchers, give supervisors real-time visibility across their center, and provide agency administrators with the tools to manage operations confidently and securely.</w:t>
       </w:r>
     </w:p>
     <w:p>
@@ -426,7 +426,7 @@
           <w:sz w:val="22"/>
           <w:szCs w:val="22"/>
         </w:rPr>
-        <w:t xml:space="preserve">Rapid Cortex is currently in active deployment with partner agencies and is accepting applications from emergency communications centers, law enforcement agencies, fire and EMS departments, and emergency management offices interested in joining its early access program.</w:t>
+        <w:t xml:space="preserve">NexCort iQ is currently in active deployment with partner agencies and is accepting applications from emergency communications centers, law enforcement agencies, fire and EMS departments, and emergency management offices interested in joining its early access program.</w:t>
       </w:r>
     </w:p>
     <w:p>
@@ -450,7 +450,7 @@
           <w:sz w:val="22"/>
           <w:szCs w:val="22"/>
         </w:rPr>
-        <w:t xml:space="preserve">About Rapid Cortex</w:t>
+        <w:t xml:space="preserve">About NexCort iQ</w:t>
       </w:r>
     </w:p>
     <w:p>
@@ -464,7 +464,7 @@
           <w:sz w:val="21"/>
           <w:szCs w:val="21"/>
         </w:rPr>
-        <w:t xml:space="preserve">Rapid Cortex is a public safety technology company building intelligence and decision-support tools for emergency communications centers, law enforcement, fire, EMS, and emergency management agencies. The company's mission is to build resilient, intelligent, real-time technology that improves emergency communications and operational awareness while supporting the professionals who protect communities every day. Rapid Cortex — Intelligence at the speed of response.</w:t>
+        <w:t xml:space="preserve">NexCort iQ is a public safety technology company building intelligence and decision-support tools for emergency communications centers, law enforcement, fire, EMS, and emergency management agencies. The company's mission is to build resilient, intelligent, real-time technology that improves emergency communications and operational awareness while supporting the professionals who protect communities every day. NexCort iQ — Intelligence at the speed of response.</w:t>
       </w:r>
     </w:p>
     <w:p>
